--- a/Part 2/ST10493664_CLDV6211_POE_Part2 - After Part 2A.docx
+++ b/Part 2/ST10493664_CLDV6211_POE_Part2 - After Part 2A.docx
@@ -10,7 +10,6 @@
           <w:docPartUnique/>
         </w:docPartObj>
       </w:sdtPr>
-      <w:sdtEndPr/>
       <w:sdtContent>
         <w:p>
           <w:pPr>
@@ -150,7 +149,6 @@
                                       <w:calendar w:val="gregorian"/>
                                     </w:date>
                                   </w:sdtPr>
-                                  <w:sdtEndPr/>
                                   <w:sdtContent>
                                     <w:p>
                                       <w:pPr>
@@ -3464,7 +3462,6 @@
                                 <w:calendar w:val="gregorian"/>
                               </w:date>
                             </w:sdtPr>
-                            <w:sdtEndPr/>
                             <w:sdtContent>
                               <w:p>
                                 <w:pPr>
@@ -3690,7 +3687,6 @@
                                     <w:dataBinding w:prefixMappings="xmlns:ns0='http://purl.org/dc/elements/1.1/' xmlns:ns1='http://schemas.openxmlformats.org/package/2006/metadata/core-properties' " w:xpath="/ns1:coreProperties[1]/ns0:title[1]" w:storeItemID="{6C3C8BC8-F283-45AE-878A-BAB7291924A1}"/>
                                     <w:text/>
                                   </w:sdtPr>
-                                  <w:sdtEndPr/>
                                   <w:sdtContent>
                                     <w:r>
                                       <w:rPr>
@@ -3726,7 +3722,6 @@
                                     <w:dataBinding w:prefixMappings="xmlns:ns0='http://purl.org/dc/elements/1.1/' xmlns:ns1='http://schemas.openxmlformats.org/package/2006/metadata/core-properties' " w:xpath="/ns1:coreProperties[1]/ns0:subject[1]" w:storeItemID="{6C3C8BC8-F283-45AE-878A-BAB7291924A1}"/>
                                     <w:text/>
                                   </w:sdtPr>
-                                  <w:sdtEndPr/>
                                   <w:sdtContent>
                                     <w:r>
                                       <w:rPr>
@@ -3799,7 +3794,6 @@
                               <w:dataBinding w:prefixMappings="xmlns:ns0='http://purl.org/dc/elements/1.1/' xmlns:ns1='http://schemas.openxmlformats.org/package/2006/metadata/core-properties' " w:xpath="/ns1:coreProperties[1]/ns0:title[1]" w:storeItemID="{6C3C8BC8-F283-45AE-878A-BAB7291924A1}"/>
                               <w:text/>
                             </w:sdtPr>
-                            <w:sdtEndPr/>
                             <w:sdtContent>
                               <w:r>
                                 <w:rPr>
@@ -3835,7 +3829,6 @@
                               <w:dataBinding w:prefixMappings="xmlns:ns0='http://purl.org/dc/elements/1.1/' xmlns:ns1='http://schemas.openxmlformats.org/package/2006/metadata/core-properties' " w:xpath="/ns1:coreProperties[1]/ns0:subject[1]" w:storeItemID="{6C3C8BC8-F283-45AE-878A-BAB7291924A1}"/>
                               <w:text/>
                             </w:sdtPr>
-                            <w:sdtEndPr/>
                             <w:sdtContent>
                               <w:r>
                                 <w:rPr>
@@ -4086,7 +4079,7 @@
           <w:r>
             <w:fldChar w:fldCharType="separate"/>
           </w:r>
-          <w:hyperlink w:anchor="_Toc228385371" w:history="1">
+          <w:hyperlink w:anchor="_Toc228396372" w:history="1">
             <w:r>
               <w:rPr>
                 <w:rStyle w:val="Hyperlink"/>
@@ -4113,7 +4106,7 @@
                 <w:noProof/>
                 <w:webHidden/>
               </w:rPr>
-              <w:instrText xml:space="preserve"> PAGEREF _Toc228385371 \h </w:instrText>
+              <w:instrText xml:space="preserve"> PAGEREF _Toc228396372 \h </w:instrText>
             </w:r>
             <w:r>
               <w:rPr>
@@ -4157,7 +4150,7 @@
               <w:lang w:eastAsia="en-ZA"/>
             </w:rPr>
           </w:pPr>
-          <w:hyperlink w:anchor="_Toc228385372" w:history="1">
+          <w:hyperlink w:anchor="_Toc228396373" w:history="1">
             <w:r>
               <w:rPr>
                 <w:rStyle w:val="Hyperlink"/>
@@ -4184,7 +4177,7 @@
                 <w:noProof/>
                 <w:webHidden/>
               </w:rPr>
-              <w:instrText xml:space="preserve"> PAGEREF _Toc228385372 \h </w:instrText>
+              <w:instrText xml:space="preserve"> PAGEREF _Toc228396373 \h </w:instrText>
             </w:r>
             <w:r>
               <w:rPr>
@@ -4228,7 +4221,7 @@
               <w:lang w:eastAsia="en-ZA"/>
             </w:rPr>
           </w:pPr>
-          <w:hyperlink w:anchor="_Toc228385373" w:history="1">
+          <w:hyperlink w:anchor="_Toc228396374" w:history="1">
             <w:r>
               <w:rPr>
                 <w:rStyle w:val="Hyperlink"/>
@@ -4255,7 +4248,7 @@
                 <w:noProof/>
                 <w:webHidden/>
               </w:rPr>
-              <w:instrText xml:space="preserve"> PAGEREF _Toc228385373 \h </w:instrText>
+              <w:instrText xml:space="preserve"> PAGEREF _Toc228396374 \h </w:instrText>
             </w:r>
             <w:r>
               <w:rPr>
@@ -4299,13 +4292,13 @@
               <w:lang w:eastAsia="en-ZA"/>
             </w:rPr>
           </w:pPr>
-          <w:hyperlink w:anchor="_Toc228385374" w:history="1">
+          <w:hyperlink w:anchor="_Toc228396375" w:history="1">
             <w:r>
               <w:rPr>
                 <w:rStyle w:val="Hyperlink"/>
                 <w:noProof/>
               </w:rPr>
-              <w:t>Azurite Running in CMD</w:t>
+              <w:t>Azurite Running in CMD:</w:t>
             </w:r>
             <w:r>
               <w:rPr>
@@ -4326,7 +4319,7 @@
                 <w:noProof/>
                 <w:webHidden/>
               </w:rPr>
-              <w:instrText xml:space="preserve"> PAGEREF _Toc228385374 \h </w:instrText>
+              <w:instrText xml:space="preserve"> PAGEREF _Toc228396375 \h </w:instrText>
             </w:r>
             <w:r>
               <w:rPr>
@@ -4370,13 +4363,13 @@
               <w:lang w:eastAsia="en-ZA"/>
             </w:rPr>
           </w:pPr>
-          <w:hyperlink w:anchor="_Toc228385375" w:history="1">
+          <w:hyperlink w:anchor="_Toc228396376" w:history="1">
             <w:r>
               <w:rPr>
                 <w:rStyle w:val="Hyperlink"/>
                 <w:noProof/>
               </w:rPr>
-              <w:t>Microsoft Azure Storage Explorer</w:t>
+              <w:t>Venues Page – With Image Upload Functionality:</w:t>
             </w:r>
             <w:r>
               <w:rPr>
@@ -4397,7 +4390,7 @@
                 <w:noProof/>
                 <w:webHidden/>
               </w:rPr>
-              <w:instrText xml:space="preserve"> PAGEREF _Toc228385375 \h </w:instrText>
+              <w:instrText xml:space="preserve"> PAGEREF _Toc228396376 \h </w:instrText>
             </w:r>
             <w:r>
               <w:rPr>
@@ -4441,13 +4434,13 @@
               <w:lang w:eastAsia="en-ZA"/>
             </w:rPr>
           </w:pPr>
-          <w:hyperlink w:anchor="_Toc228385376" w:history="1">
+          <w:hyperlink w:anchor="_Toc228396377" w:history="1">
             <w:r>
               <w:rPr>
                 <w:rStyle w:val="Hyperlink"/>
                 <w:noProof/>
               </w:rPr>
-              <w:t>Venues Page – With Image Upload Functionality</w:t>
+              <w:t>Venues Page Updated Successfully With Uploaded Image:</w:t>
             </w:r>
             <w:r>
               <w:rPr>
@@ -4468,7 +4461,7 @@
                 <w:noProof/>
                 <w:webHidden/>
               </w:rPr>
-              <w:instrText xml:space="preserve"> PAGEREF _Toc228385376 \h </w:instrText>
+              <w:instrText xml:space="preserve"> PAGEREF _Toc228396377 \h </w:instrText>
             </w:r>
             <w:r>
               <w:rPr>
@@ -4489,6 +4482,148 @@
                 <w:webHidden/>
               </w:rPr>
               <w:t>3</w:t>
+            </w:r>
+            <w:r>
+              <w:rPr>
+                <w:noProof/>
+                <w:webHidden/>
+              </w:rPr>
+              <w:fldChar w:fldCharType="end"/>
+            </w:r>
+          </w:hyperlink>
+        </w:p>
+        <w:p>
+          <w:pPr>
+            <w:pStyle w:val="TOC1"/>
+            <w:tabs>
+              <w:tab w:val="right" w:leader="dot" w:pos="9016"/>
+            </w:tabs>
+            <w:rPr>
+              <w:rFonts w:asciiTheme="minorHAnsi" w:eastAsiaTheme="minorEastAsia" w:hAnsiTheme="minorHAnsi"/>
+              <w:noProof/>
+              <w:sz w:val="24"/>
+              <w:lang w:eastAsia="en-ZA"/>
+            </w:rPr>
+          </w:pPr>
+          <w:hyperlink w:anchor="_Toc228396378" w:history="1">
+            <w:r>
+              <w:rPr>
+                <w:rStyle w:val="Hyperlink"/>
+                <w:noProof/>
+              </w:rPr>
+              <w:t>Part 2B – Implementing Error Handling and Validation</w:t>
+            </w:r>
+            <w:r>
+              <w:rPr>
+                <w:noProof/>
+                <w:webHidden/>
+              </w:rPr>
+              <w:tab/>
+            </w:r>
+            <w:r>
+              <w:rPr>
+                <w:noProof/>
+                <w:webHidden/>
+              </w:rPr>
+              <w:fldChar w:fldCharType="begin"/>
+            </w:r>
+            <w:r>
+              <w:rPr>
+                <w:noProof/>
+                <w:webHidden/>
+              </w:rPr>
+              <w:instrText xml:space="preserve"> PAGEREF _Toc228396378 \h </w:instrText>
+            </w:r>
+            <w:r>
+              <w:rPr>
+                <w:noProof/>
+                <w:webHidden/>
+              </w:rPr>
+            </w:r>
+            <w:r>
+              <w:rPr>
+                <w:noProof/>
+                <w:webHidden/>
+              </w:rPr>
+              <w:fldChar w:fldCharType="separate"/>
+            </w:r>
+            <w:r>
+              <w:rPr>
+                <w:noProof/>
+                <w:webHidden/>
+              </w:rPr>
+              <w:t>4</w:t>
+            </w:r>
+            <w:r>
+              <w:rPr>
+                <w:noProof/>
+                <w:webHidden/>
+              </w:rPr>
+              <w:fldChar w:fldCharType="end"/>
+            </w:r>
+          </w:hyperlink>
+        </w:p>
+        <w:p>
+          <w:pPr>
+            <w:pStyle w:val="TOC2"/>
+            <w:tabs>
+              <w:tab w:val="right" w:leader="dot" w:pos="9016"/>
+            </w:tabs>
+            <w:rPr>
+              <w:rFonts w:asciiTheme="minorHAnsi" w:eastAsiaTheme="minorEastAsia" w:hAnsiTheme="minorHAnsi"/>
+              <w:noProof/>
+              <w:sz w:val="24"/>
+              <w:lang w:eastAsia="en-ZA"/>
+            </w:rPr>
+          </w:pPr>
+          <w:hyperlink w:anchor="_Toc228396379" w:history="1">
+            <w:r>
+              <w:rPr>
+                <w:rStyle w:val="Hyperlink"/>
+                <w:noProof/>
+              </w:rPr>
+              <w:t>Screenshots</w:t>
+            </w:r>
+            <w:r>
+              <w:rPr>
+                <w:noProof/>
+                <w:webHidden/>
+              </w:rPr>
+              <w:tab/>
+            </w:r>
+            <w:r>
+              <w:rPr>
+                <w:noProof/>
+                <w:webHidden/>
+              </w:rPr>
+              <w:fldChar w:fldCharType="begin"/>
+            </w:r>
+            <w:r>
+              <w:rPr>
+                <w:noProof/>
+                <w:webHidden/>
+              </w:rPr>
+              <w:instrText xml:space="preserve"> PAGEREF _Toc228396379 \h </w:instrText>
+            </w:r>
+            <w:r>
+              <w:rPr>
+                <w:noProof/>
+                <w:webHidden/>
+              </w:rPr>
+            </w:r>
+            <w:r>
+              <w:rPr>
+                <w:noProof/>
+                <w:webHidden/>
+              </w:rPr>
+              <w:fldChar w:fldCharType="separate"/>
+            </w:r>
+            <w:r>
+              <w:rPr>
+                <w:noProof/>
+                <w:webHidden/>
+              </w:rPr>
+              <w:t>4</w:t>
             </w:r>
             <w:r>
               <w:rPr>
@@ -4512,13 +4647,13 @@
               <w:lang w:eastAsia="en-ZA"/>
             </w:rPr>
           </w:pPr>
-          <w:hyperlink w:anchor="_Toc228385377" w:history="1">
+          <w:hyperlink w:anchor="_Toc228396380" w:history="1">
             <w:r>
               <w:rPr>
                 <w:rStyle w:val="Hyperlink"/>
                 <w:noProof/>
               </w:rPr>
-              <w:t>Venues Page Updated Successfully With Uploaded Image</w:t>
+              <w:t>Double Booking Prevention</w:t>
             </w:r>
             <w:r>
               <w:rPr>
@@ -4539,7 +4674,149 @@
                 <w:noProof/>
                 <w:webHidden/>
               </w:rPr>
-              <w:instrText xml:space="preserve"> PAGEREF _Toc228385377 \h </w:instrText>
+              <w:instrText xml:space="preserve"> PAGEREF _Toc228396380 \h </w:instrText>
+            </w:r>
+            <w:r>
+              <w:rPr>
+                <w:noProof/>
+                <w:webHidden/>
+              </w:rPr>
+            </w:r>
+            <w:r>
+              <w:rPr>
+                <w:noProof/>
+                <w:webHidden/>
+              </w:rPr>
+              <w:fldChar w:fldCharType="separate"/>
+            </w:r>
+            <w:r>
+              <w:rPr>
+                <w:noProof/>
+                <w:webHidden/>
+              </w:rPr>
+              <w:t>4</w:t>
+            </w:r>
+            <w:r>
+              <w:rPr>
+                <w:noProof/>
+                <w:webHidden/>
+              </w:rPr>
+              <w:fldChar w:fldCharType="end"/>
+            </w:r>
+          </w:hyperlink>
+        </w:p>
+        <w:p>
+          <w:pPr>
+            <w:pStyle w:val="TOC3"/>
+            <w:tabs>
+              <w:tab w:val="right" w:leader="dot" w:pos="9016"/>
+            </w:tabs>
+            <w:rPr>
+              <w:rFonts w:asciiTheme="minorHAnsi" w:eastAsiaTheme="minorEastAsia" w:hAnsiTheme="minorHAnsi"/>
+              <w:noProof/>
+              <w:sz w:val="24"/>
+              <w:lang w:eastAsia="en-ZA"/>
+            </w:rPr>
+          </w:pPr>
+          <w:hyperlink w:anchor="_Toc228396381" w:history="1">
+            <w:r>
+              <w:rPr>
+                <w:rStyle w:val="Hyperlink"/>
+                <w:noProof/>
+              </w:rPr>
+              <w:t>Booking Date Validation</w:t>
+            </w:r>
+            <w:r>
+              <w:rPr>
+                <w:noProof/>
+                <w:webHidden/>
+              </w:rPr>
+              <w:tab/>
+            </w:r>
+            <w:r>
+              <w:rPr>
+                <w:noProof/>
+                <w:webHidden/>
+              </w:rPr>
+              <w:fldChar w:fldCharType="begin"/>
+            </w:r>
+            <w:r>
+              <w:rPr>
+                <w:noProof/>
+                <w:webHidden/>
+              </w:rPr>
+              <w:instrText xml:space="preserve"> PAGEREF _Toc228396381 \h </w:instrText>
+            </w:r>
+            <w:r>
+              <w:rPr>
+                <w:noProof/>
+                <w:webHidden/>
+              </w:rPr>
+            </w:r>
+            <w:r>
+              <w:rPr>
+                <w:noProof/>
+                <w:webHidden/>
+              </w:rPr>
+              <w:fldChar w:fldCharType="separate"/>
+            </w:r>
+            <w:r>
+              <w:rPr>
+                <w:noProof/>
+                <w:webHidden/>
+              </w:rPr>
+              <w:t>4</w:t>
+            </w:r>
+            <w:r>
+              <w:rPr>
+                <w:noProof/>
+                <w:webHidden/>
+              </w:rPr>
+              <w:fldChar w:fldCharType="end"/>
+            </w:r>
+          </w:hyperlink>
+        </w:p>
+        <w:p>
+          <w:pPr>
+            <w:pStyle w:val="TOC3"/>
+            <w:tabs>
+              <w:tab w:val="right" w:leader="dot" w:pos="9016"/>
+            </w:tabs>
+            <w:rPr>
+              <w:rFonts w:asciiTheme="minorHAnsi" w:eastAsiaTheme="minorEastAsia" w:hAnsiTheme="minorHAnsi"/>
+              <w:noProof/>
+              <w:sz w:val="24"/>
+              <w:lang w:eastAsia="en-ZA"/>
+            </w:rPr>
+          </w:pPr>
+          <w:hyperlink w:anchor="_Toc228396382" w:history="1">
+            <w:r>
+              <w:rPr>
+                <w:rStyle w:val="Hyperlink"/>
+                <w:noProof/>
+              </w:rPr>
+              <w:t>Delete Venue with Existing Bookings</w:t>
+            </w:r>
+            <w:r>
+              <w:rPr>
+                <w:noProof/>
+                <w:webHidden/>
+              </w:rPr>
+              <w:tab/>
+            </w:r>
+            <w:r>
+              <w:rPr>
+                <w:noProof/>
+                <w:webHidden/>
+              </w:rPr>
+              <w:fldChar w:fldCharType="begin"/>
+            </w:r>
+            <w:r>
+              <w:rPr>
+                <w:noProof/>
+                <w:webHidden/>
+              </w:rPr>
+              <w:instrText xml:space="preserve"> PAGEREF _Toc228396382 \h </w:instrText>
             </w:r>
             <w:r>
               <w:rPr>
@@ -4583,13 +4860,13 @@
               <w:lang w:eastAsia="en-ZA"/>
             </w:rPr>
           </w:pPr>
-          <w:hyperlink w:anchor="_Toc228385378" w:history="1">
+          <w:hyperlink w:anchor="_Toc228396383" w:history="1">
             <w:r>
               <w:rPr>
                 <w:rStyle w:val="Hyperlink"/>
                 <w:noProof/>
               </w:rPr>
-              <w:t>Part 2B</w:t>
+              <w:t>Part 2C – Enhanced Display and Search</w:t>
             </w:r>
             <w:r>
               <w:rPr>
@@ -4610,7 +4887,7 @@
                 <w:noProof/>
                 <w:webHidden/>
               </w:rPr>
-              <w:instrText xml:space="preserve"> PAGEREF _Toc228385378 \h </w:instrText>
+              <w:instrText xml:space="preserve"> PAGEREF _Toc228396383 \h </w:instrText>
             </w:r>
             <w:r>
               <w:rPr>
@@ -4631,6 +4908,290 @@
                 <w:webHidden/>
               </w:rPr>
               <w:t>5</w:t>
+            </w:r>
+            <w:r>
+              <w:rPr>
+                <w:noProof/>
+                <w:webHidden/>
+              </w:rPr>
+              <w:fldChar w:fldCharType="end"/>
+            </w:r>
+          </w:hyperlink>
+        </w:p>
+        <w:p>
+          <w:pPr>
+            <w:pStyle w:val="TOC2"/>
+            <w:tabs>
+              <w:tab w:val="right" w:leader="dot" w:pos="9016"/>
+            </w:tabs>
+            <w:rPr>
+              <w:rFonts w:asciiTheme="minorHAnsi" w:eastAsiaTheme="minorEastAsia" w:hAnsiTheme="minorHAnsi"/>
+              <w:noProof/>
+              <w:sz w:val="24"/>
+              <w:lang w:eastAsia="en-ZA"/>
+            </w:rPr>
+          </w:pPr>
+          <w:hyperlink w:anchor="_Toc228396384" w:history="1">
+            <w:r>
+              <w:rPr>
+                <w:rStyle w:val="Hyperlink"/>
+                <w:noProof/>
+              </w:rPr>
+              <w:t>Screenshots</w:t>
+            </w:r>
+            <w:r>
+              <w:rPr>
+                <w:noProof/>
+                <w:webHidden/>
+              </w:rPr>
+              <w:tab/>
+            </w:r>
+            <w:r>
+              <w:rPr>
+                <w:noProof/>
+                <w:webHidden/>
+              </w:rPr>
+              <w:fldChar w:fldCharType="begin"/>
+            </w:r>
+            <w:r>
+              <w:rPr>
+                <w:noProof/>
+                <w:webHidden/>
+              </w:rPr>
+              <w:instrText xml:space="preserve"> PAGEREF _Toc228396384 \h </w:instrText>
+            </w:r>
+            <w:r>
+              <w:rPr>
+                <w:noProof/>
+                <w:webHidden/>
+              </w:rPr>
+            </w:r>
+            <w:r>
+              <w:rPr>
+                <w:noProof/>
+                <w:webHidden/>
+              </w:rPr>
+              <w:fldChar w:fldCharType="separate"/>
+            </w:r>
+            <w:r>
+              <w:rPr>
+                <w:noProof/>
+                <w:webHidden/>
+              </w:rPr>
+              <w:t>5</w:t>
+            </w:r>
+            <w:r>
+              <w:rPr>
+                <w:noProof/>
+                <w:webHidden/>
+              </w:rPr>
+              <w:fldChar w:fldCharType="end"/>
+            </w:r>
+          </w:hyperlink>
+        </w:p>
+        <w:p>
+          <w:pPr>
+            <w:pStyle w:val="TOC3"/>
+            <w:tabs>
+              <w:tab w:val="right" w:leader="dot" w:pos="9016"/>
+            </w:tabs>
+            <w:rPr>
+              <w:rFonts w:asciiTheme="minorHAnsi" w:eastAsiaTheme="minorEastAsia" w:hAnsiTheme="minorHAnsi"/>
+              <w:noProof/>
+              <w:sz w:val="24"/>
+              <w:lang w:eastAsia="en-ZA"/>
+            </w:rPr>
+          </w:pPr>
+          <w:hyperlink w:anchor="_Toc228396385" w:history="1">
+            <w:r>
+              <w:rPr>
+                <w:rStyle w:val="Hyperlink"/>
+                <w:noProof/>
+              </w:rPr>
+              <w:t>Bookings Index Page:</w:t>
+            </w:r>
+            <w:r>
+              <w:rPr>
+                <w:noProof/>
+                <w:webHidden/>
+              </w:rPr>
+              <w:tab/>
+            </w:r>
+            <w:r>
+              <w:rPr>
+                <w:noProof/>
+                <w:webHidden/>
+              </w:rPr>
+              <w:fldChar w:fldCharType="begin"/>
+            </w:r>
+            <w:r>
+              <w:rPr>
+                <w:noProof/>
+                <w:webHidden/>
+              </w:rPr>
+              <w:instrText xml:space="preserve"> PAGEREF _Toc228396385 \h </w:instrText>
+            </w:r>
+            <w:r>
+              <w:rPr>
+                <w:noProof/>
+                <w:webHidden/>
+              </w:rPr>
+            </w:r>
+            <w:r>
+              <w:rPr>
+                <w:noProof/>
+                <w:webHidden/>
+              </w:rPr>
+              <w:fldChar w:fldCharType="separate"/>
+            </w:r>
+            <w:r>
+              <w:rPr>
+                <w:noProof/>
+                <w:webHidden/>
+              </w:rPr>
+              <w:t>5</w:t>
+            </w:r>
+            <w:r>
+              <w:rPr>
+                <w:noProof/>
+                <w:webHidden/>
+              </w:rPr>
+              <w:fldChar w:fldCharType="end"/>
+            </w:r>
+          </w:hyperlink>
+        </w:p>
+        <w:p>
+          <w:pPr>
+            <w:pStyle w:val="TOC3"/>
+            <w:tabs>
+              <w:tab w:val="right" w:leader="dot" w:pos="9016"/>
+            </w:tabs>
+            <w:rPr>
+              <w:rFonts w:asciiTheme="minorHAnsi" w:eastAsiaTheme="minorEastAsia" w:hAnsiTheme="minorHAnsi"/>
+              <w:noProof/>
+              <w:sz w:val="24"/>
+              <w:lang w:eastAsia="en-ZA"/>
+            </w:rPr>
+          </w:pPr>
+          <w:hyperlink w:anchor="_Toc228396386" w:history="1">
+            <w:r>
+              <w:rPr>
+                <w:rStyle w:val="Hyperlink"/>
+                <w:noProof/>
+              </w:rPr>
+              <w:t>Search Results - Showing search results for “wedding”:</w:t>
+            </w:r>
+            <w:r>
+              <w:rPr>
+                <w:noProof/>
+                <w:webHidden/>
+              </w:rPr>
+              <w:tab/>
+            </w:r>
+            <w:r>
+              <w:rPr>
+                <w:noProof/>
+                <w:webHidden/>
+              </w:rPr>
+              <w:fldChar w:fldCharType="begin"/>
+            </w:r>
+            <w:r>
+              <w:rPr>
+                <w:noProof/>
+                <w:webHidden/>
+              </w:rPr>
+              <w:instrText xml:space="preserve"> PAGEREF _Toc228396386 \h </w:instrText>
+            </w:r>
+            <w:r>
+              <w:rPr>
+                <w:noProof/>
+                <w:webHidden/>
+              </w:rPr>
+            </w:r>
+            <w:r>
+              <w:rPr>
+                <w:noProof/>
+                <w:webHidden/>
+              </w:rPr>
+              <w:fldChar w:fldCharType="separate"/>
+            </w:r>
+            <w:r>
+              <w:rPr>
+                <w:noProof/>
+                <w:webHidden/>
+              </w:rPr>
+              <w:t>5</w:t>
+            </w:r>
+            <w:r>
+              <w:rPr>
+                <w:noProof/>
+                <w:webHidden/>
+              </w:rPr>
+              <w:fldChar w:fldCharType="end"/>
+            </w:r>
+          </w:hyperlink>
+        </w:p>
+        <w:p>
+          <w:pPr>
+            <w:pStyle w:val="TOC3"/>
+            <w:tabs>
+              <w:tab w:val="right" w:leader="dot" w:pos="9016"/>
+            </w:tabs>
+            <w:rPr>
+              <w:rFonts w:asciiTheme="minorHAnsi" w:eastAsiaTheme="minorEastAsia" w:hAnsiTheme="minorHAnsi"/>
+              <w:noProof/>
+              <w:sz w:val="24"/>
+              <w:lang w:eastAsia="en-ZA"/>
+            </w:rPr>
+          </w:pPr>
+          <w:hyperlink w:anchor="_Toc228396387" w:history="1">
+            <w:r>
+              <w:rPr>
+                <w:rStyle w:val="Hyperlink"/>
+                <w:noProof/>
+              </w:rPr>
+              <w:t>Incorrect Spelling Search Results - Showing "no bookings found" message:</w:t>
+            </w:r>
+            <w:r>
+              <w:rPr>
+                <w:noProof/>
+                <w:webHidden/>
+              </w:rPr>
+              <w:tab/>
+            </w:r>
+            <w:r>
+              <w:rPr>
+                <w:noProof/>
+                <w:webHidden/>
+              </w:rPr>
+              <w:fldChar w:fldCharType="begin"/>
+            </w:r>
+            <w:r>
+              <w:rPr>
+                <w:noProof/>
+                <w:webHidden/>
+              </w:rPr>
+              <w:instrText xml:space="preserve"> PAGEREF _Toc228396387 \h </w:instrText>
+            </w:r>
+            <w:r>
+              <w:rPr>
+                <w:noProof/>
+                <w:webHidden/>
+              </w:rPr>
+            </w:r>
+            <w:r>
+              <w:rPr>
+                <w:noProof/>
+                <w:webHidden/>
+              </w:rPr>
+              <w:fldChar w:fldCharType="separate"/>
+            </w:r>
+            <w:r>
+              <w:rPr>
+                <w:noProof/>
+                <w:webHidden/>
+              </w:rPr>
+              <w:t>6</w:t>
             </w:r>
             <w:r>
               <w:rPr>
@@ -4654,13 +5215,13 @@
               <w:lang w:eastAsia="en-ZA"/>
             </w:rPr>
           </w:pPr>
-          <w:hyperlink w:anchor="_Toc228385379" w:history="1">
+          <w:hyperlink w:anchor="_Toc228396388" w:history="1">
             <w:r>
               <w:rPr>
                 <w:rStyle w:val="Hyperlink"/>
                 <w:noProof/>
               </w:rPr>
-              <w:t>Part 2C</w:t>
+              <w:t>Part 2D - Deployment Verification (Local)</w:t>
             </w:r>
             <w:r>
               <w:rPr>
@@ -4681,7 +5242,7 @@
                 <w:noProof/>
                 <w:webHidden/>
               </w:rPr>
-              <w:instrText xml:space="preserve"> PAGEREF _Toc228385379 \h </w:instrText>
+              <w:instrText xml:space="preserve"> PAGEREF _Toc228396388 \h </w:instrText>
             </w:r>
             <w:r>
               <w:rPr>
@@ -4701,7 +5262,220 @@
                 <w:noProof/>
                 <w:webHidden/>
               </w:rPr>
-              <w:t>5</w:t>
+              <w:t>7</w:t>
+            </w:r>
+            <w:r>
+              <w:rPr>
+                <w:noProof/>
+                <w:webHidden/>
+              </w:rPr>
+              <w:fldChar w:fldCharType="end"/>
+            </w:r>
+          </w:hyperlink>
+        </w:p>
+        <w:p>
+          <w:pPr>
+            <w:pStyle w:val="TOC2"/>
+            <w:tabs>
+              <w:tab w:val="right" w:leader="dot" w:pos="9016"/>
+            </w:tabs>
+            <w:rPr>
+              <w:rFonts w:asciiTheme="minorHAnsi" w:eastAsiaTheme="minorEastAsia" w:hAnsiTheme="minorHAnsi"/>
+              <w:noProof/>
+              <w:sz w:val="24"/>
+              <w:lang w:eastAsia="en-ZA"/>
+            </w:rPr>
+          </w:pPr>
+          <w:hyperlink w:anchor="_Toc228396389" w:history="1">
+            <w:r>
+              <w:rPr>
+                <w:rStyle w:val="Hyperlink"/>
+                <w:noProof/>
+              </w:rPr>
+              <w:t>Screenshots</w:t>
+            </w:r>
+            <w:r>
+              <w:rPr>
+                <w:noProof/>
+                <w:webHidden/>
+              </w:rPr>
+              <w:tab/>
+            </w:r>
+            <w:r>
+              <w:rPr>
+                <w:noProof/>
+                <w:webHidden/>
+              </w:rPr>
+              <w:fldChar w:fldCharType="begin"/>
+            </w:r>
+            <w:r>
+              <w:rPr>
+                <w:noProof/>
+                <w:webHidden/>
+              </w:rPr>
+              <w:instrText xml:space="preserve"> PAGEREF _Toc228396389 \h </w:instrText>
+            </w:r>
+            <w:r>
+              <w:rPr>
+                <w:noProof/>
+                <w:webHidden/>
+              </w:rPr>
+            </w:r>
+            <w:r>
+              <w:rPr>
+                <w:noProof/>
+                <w:webHidden/>
+              </w:rPr>
+              <w:fldChar w:fldCharType="separate"/>
+            </w:r>
+            <w:r>
+              <w:rPr>
+                <w:noProof/>
+                <w:webHidden/>
+              </w:rPr>
+              <w:t>7</w:t>
+            </w:r>
+            <w:r>
+              <w:rPr>
+                <w:noProof/>
+                <w:webHidden/>
+              </w:rPr>
+              <w:fldChar w:fldCharType="end"/>
+            </w:r>
+          </w:hyperlink>
+        </w:p>
+        <w:p>
+          <w:pPr>
+            <w:pStyle w:val="TOC3"/>
+            <w:tabs>
+              <w:tab w:val="right" w:leader="dot" w:pos="9016"/>
+            </w:tabs>
+            <w:rPr>
+              <w:rFonts w:asciiTheme="minorHAnsi" w:eastAsiaTheme="minorEastAsia" w:hAnsiTheme="minorHAnsi"/>
+              <w:noProof/>
+              <w:sz w:val="24"/>
+              <w:lang w:eastAsia="en-ZA"/>
+            </w:rPr>
+          </w:pPr>
+          <w:hyperlink w:anchor="_Toc228396390" w:history="1">
+            <w:r>
+              <w:rPr>
+                <w:rStyle w:val="Hyperlink"/>
+                <w:noProof/>
+              </w:rPr>
+              <w:t>Microsoft Azure Storage Explorer – showing uploaded files:</w:t>
+            </w:r>
+            <w:r>
+              <w:rPr>
+                <w:noProof/>
+                <w:webHidden/>
+              </w:rPr>
+              <w:tab/>
+            </w:r>
+            <w:r>
+              <w:rPr>
+                <w:noProof/>
+                <w:webHidden/>
+              </w:rPr>
+              <w:fldChar w:fldCharType="begin"/>
+            </w:r>
+            <w:r>
+              <w:rPr>
+                <w:noProof/>
+                <w:webHidden/>
+              </w:rPr>
+              <w:instrText xml:space="preserve"> PAGEREF _Toc228396390 \h </w:instrText>
+            </w:r>
+            <w:r>
+              <w:rPr>
+                <w:noProof/>
+                <w:webHidden/>
+              </w:rPr>
+            </w:r>
+            <w:r>
+              <w:rPr>
+                <w:noProof/>
+                <w:webHidden/>
+              </w:rPr>
+              <w:fldChar w:fldCharType="separate"/>
+            </w:r>
+            <w:r>
+              <w:rPr>
+                <w:noProof/>
+                <w:webHidden/>
+              </w:rPr>
+              <w:t>7</w:t>
+            </w:r>
+            <w:r>
+              <w:rPr>
+                <w:noProof/>
+                <w:webHidden/>
+              </w:rPr>
+              <w:fldChar w:fldCharType="end"/>
+            </w:r>
+          </w:hyperlink>
+        </w:p>
+        <w:p>
+          <w:pPr>
+            <w:pStyle w:val="TOC3"/>
+            <w:tabs>
+              <w:tab w:val="right" w:leader="dot" w:pos="9016"/>
+            </w:tabs>
+            <w:rPr>
+              <w:rFonts w:asciiTheme="minorHAnsi" w:eastAsiaTheme="minorEastAsia" w:hAnsiTheme="minorHAnsi"/>
+              <w:noProof/>
+              <w:sz w:val="24"/>
+              <w:lang w:eastAsia="en-ZA"/>
+            </w:rPr>
+          </w:pPr>
+          <w:hyperlink w:anchor="_Toc228396391" w:history="1">
+            <w:r>
+              <w:rPr>
+                <w:rStyle w:val="Hyperlink"/>
+                <w:noProof/>
+              </w:rPr>
+              <w:t>Application displaying uploaded images:</w:t>
+            </w:r>
+            <w:r>
+              <w:rPr>
+                <w:noProof/>
+                <w:webHidden/>
+              </w:rPr>
+              <w:tab/>
+            </w:r>
+            <w:r>
+              <w:rPr>
+                <w:noProof/>
+                <w:webHidden/>
+              </w:rPr>
+              <w:fldChar w:fldCharType="begin"/>
+            </w:r>
+            <w:r>
+              <w:rPr>
+                <w:noProof/>
+                <w:webHidden/>
+              </w:rPr>
+              <w:instrText xml:space="preserve"> PAGEREF _Toc228396391 \h </w:instrText>
+            </w:r>
+            <w:r>
+              <w:rPr>
+                <w:noProof/>
+                <w:webHidden/>
+              </w:rPr>
+            </w:r>
+            <w:r>
+              <w:rPr>
+                <w:noProof/>
+                <w:webHidden/>
+              </w:rPr>
+              <w:fldChar w:fldCharType="separate"/>
+            </w:r>
+            <w:r>
+              <w:rPr>
+                <w:noProof/>
+                <w:webHidden/>
+              </w:rPr>
+              <w:t>7</w:t>
             </w:r>
             <w:r>
               <w:rPr>
@@ -4725,13 +5499,13 @@
               <w:lang w:eastAsia="en-ZA"/>
             </w:rPr>
           </w:pPr>
-          <w:hyperlink w:anchor="_Toc228385380" w:history="1">
+          <w:hyperlink w:anchor="_Toc228396392" w:history="1">
             <w:r>
               <w:rPr>
                 <w:rStyle w:val="Hyperlink"/>
                 <w:noProof/>
               </w:rPr>
-              <w:t>Part 2D</w:t>
+              <w:t>Part 2E – Database Design, Cognitive Search</w:t>
             </w:r>
             <w:r>
               <w:rPr>
@@ -4752,7 +5526,7 @@
                 <w:noProof/>
                 <w:webHidden/>
               </w:rPr>
-              <w:instrText xml:space="preserve"> PAGEREF _Toc228385380 \h </w:instrText>
+              <w:instrText xml:space="preserve"> PAGEREF _Toc228396392 \h </w:instrText>
             </w:r>
             <w:r>
               <w:rPr>
@@ -4772,7 +5546,7 @@
                 <w:noProof/>
                 <w:webHidden/>
               </w:rPr>
-              <w:t>5</w:t>
+              <w:t>8</w:t>
             </w:r>
             <w:r>
               <w:rPr>
@@ -4796,13 +5570,13 @@
               <w:lang w:eastAsia="en-ZA"/>
             </w:rPr>
           </w:pPr>
-          <w:hyperlink w:anchor="_Toc228385381" w:history="1">
+          <w:hyperlink w:anchor="_Toc228396393" w:history="1">
             <w:r>
               <w:rPr>
                 <w:rStyle w:val="Hyperlink"/>
                 <w:noProof/>
               </w:rPr>
-              <w:t>Part 2E</w:t>
+              <w:t>References</w:t>
             </w:r>
             <w:r>
               <w:rPr>
@@ -4823,7 +5597,7 @@
                 <w:noProof/>
                 <w:webHidden/>
               </w:rPr>
-              <w:instrText xml:space="preserve"> PAGEREF _Toc228385381 \h </w:instrText>
+              <w:instrText xml:space="preserve"> PAGEREF _Toc228396393 \h </w:instrText>
             </w:r>
             <w:r>
               <w:rPr>
@@ -4843,78 +5617,7 @@
                 <w:noProof/>
                 <w:webHidden/>
               </w:rPr>
-              <w:t>5</w:t>
-            </w:r>
-            <w:r>
-              <w:rPr>
-                <w:noProof/>
-                <w:webHidden/>
-              </w:rPr>
-              <w:fldChar w:fldCharType="end"/>
-            </w:r>
-          </w:hyperlink>
-        </w:p>
-        <w:p>
-          <w:pPr>
-            <w:pStyle w:val="TOC1"/>
-            <w:tabs>
-              <w:tab w:val="right" w:leader="dot" w:pos="9016"/>
-            </w:tabs>
-            <w:rPr>
-              <w:rFonts w:asciiTheme="minorHAnsi" w:eastAsiaTheme="minorEastAsia" w:hAnsiTheme="minorHAnsi"/>
-              <w:noProof/>
-              <w:sz w:val="24"/>
-              <w:lang w:eastAsia="en-ZA"/>
-            </w:rPr>
-          </w:pPr>
-          <w:hyperlink w:anchor="_Toc228385382" w:history="1">
-            <w:r>
-              <w:rPr>
-                <w:rStyle w:val="Hyperlink"/>
-                <w:noProof/>
-              </w:rPr>
-              <w:t>References</w:t>
-            </w:r>
-            <w:r>
-              <w:rPr>
-                <w:noProof/>
-                <w:webHidden/>
-              </w:rPr>
-              <w:tab/>
-            </w:r>
-            <w:r>
-              <w:rPr>
-                <w:noProof/>
-                <w:webHidden/>
-              </w:rPr>
-              <w:fldChar w:fldCharType="begin"/>
-            </w:r>
-            <w:r>
-              <w:rPr>
-                <w:noProof/>
-                <w:webHidden/>
-              </w:rPr>
-              <w:instrText xml:space="preserve"> PAGEREF _Toc228385382 \h </w:instrText>
-            </w:r>
-            <w:r>
-              <w:rPr>
-                <w:noProof/>
-                <w:webHidden/>
-              </w:rPr>
-            </w:r>
-            <w:r>
-              <w:rPr>
-                <w:noProof/>
-                <w:webHidden/>
-              </w:rPr>
-              <w:fldChar w:fldCharType="separate"/>
-            </w:r>
-            <w:r>
-              <w:rPr>
-                <w:noProof/>
-                <w:webHidden/>
-              </w:rPr>
-              <w:t>5</w:t>
+              <w:t>9</w:t>
             </w:r>
             <w:r>
               <w:rPr>
@@ -4954,7 +5657,7 @@
       <w:pPr>
         <w:pStyle w:val="Heading1"/>
       </w:pPr>
-      <w:bookmarkStart w:id="1" w:name="_Toc228385371"/>
+      <w:bookmarkStart w:id="1" w:name="_Toc228396372"/>
       <w:r>
         <w:lastRenderedPageBreak/>
         <w:t>Project Description</w:t>
@@ -4987,7 +5690,7 @@
         </w:rPr>
         <w:t xml:space="preserve"> </w:t>
       </w:r>
-      <w:hyperlink r:id="rId7" w:history="1">
+      <w:hyperlink r:id="rId8" w:history="1">
         <w:r>
           <w:rPr>
             <w:rStyle w:val="Hyperlink"/>
@@ -5064,7 +5767,7 @@
       <w:pPr>
         <w:pStyle w:val="Heading1"/>
       </w:pPr>
-      <w:bookmarkStart w:id="2" w:name="_Toc228385372"/>
+      <w:bookmarkStart w:id="2" w:name="_Toc228396373"/>
       <w:r>
         <w:lastRenderedPageBreak/>
         <w:t xml:space="preserve">Part </w:t>
@@ -5084,7 +5787,7 @@
       <w:pPr>
         <w:pStyle w:val="Heading2"/>
       </w:pPr>
-      <w:bookmarkStart w:id="3" w:name="_Toc228385373"/>
+      <w:bookmarkStart w:id="3" w:name="_Toc228396374"/>
       <w:r>
         <w:t>Screenshots</w:t>
       </w:r>
@@ -5094,9 +5797,12 @@
       <w:pPr>
         <w:pStyle w:val="Heading3"/>
       </w:pPr>
-      <w:bookmarkStart w:id="4" w:name="_Toc228385374"/>
+      <w:bookmarkStart w:id="4" w:name="_Toc228396375"/>
       <w:r>
         <w:t>Azurite Running in CMD</w:t>
+      </w:r>
+      <w:r>
+        <w:t>:</w:t>
       </w:r>
       <w:bookmarkEnd w:id="4"/>
     </w:p>
@@ -5106,9 +5812,9 @@
           <w:noProof/>
         </w:rPr>
         <w:drawing>
-          <wp:inline distT="0" distB="0" distL="0" distR="0" wp14:anchorId="471465F2" wp14:editId="19370E65">
-            <wp:extent cx="5731510" cy="1262380"/>
-            <wp:effectExtent l="0" t="0" r="2540" b="0"/>
+          <wp:inline distT="0" distB="0" distL="0" distR="0" wp14:anchorId="471465F2" wp14:editId="30E2B81E">
+            <wp:extent cx="5162550" cy="1137065"/>
+            <wp:effectExtent l="0" t="0" r="0" b="6350"/>
             <wp:docPr id="1441512920" name="Picture 28"/>
             <wp:cNvGraphicFramePr>
               <a:graphicFrameLocks xmlns:a="http://schemas.openxmlformats.org/drawingml/2006/main" noChangeAspect="1"/>
@@ -5121,7 +5827,7 @@
                     <pic:cNvPicPr/>
                   </pic:nvPicPr>
                   <pic:blipFill>
-                    <a:blip r:embed="rId8">
+                    <a:blip r:embed="rId9">
                       <a:extLst>
                         <a:ext uri="{28A0092B-C50C-407E-A947-70E740481C1C}">
                           <a14:useLocalDpi xmlns:a14="http://schemas.microsoft.com/office/drawing/2010/main" val="0"/>
@@ -5135,7 +5841,7 @@
                   <pic:spPr>
                     <a:xfrm>
                       <a:off x="0" y="0"/>
-                      <a:ext cx="5731510" cy="1262380"/>
+                      <a:ext cx="5176475" cy="1140132"/>
                     </a:xfrm>
                     <a:prstGeom prst="rect">
                       <a:avLst/>
@@ -5161,23 +5867,70 @@
           <w:rStyle w:val="Heading3Char"/>
         </w:rPr>
       </w:pPr>
-      <w:bookmarkStart w:id="5" w:name="_Toc228385375"/>
+      <w:bookmarkStart w:id="5" w:name="_Toc228396376"/>
       <w:r>
         <w:rPr>
           <w:rStyle w:val="Heading3Char"/>
         </w:rPr>
-        <w:t>Microsoft Azure Storage Explorer</w:t>
+        <w:t xml:space="preserve">Venues </w:t>
+      </w:r>
+      <w:r>
+        <w:rPr>
+          <w:rStyle w:val="Heading3Char"/>
+        </w:rPr>
+        <w:t>Page</w:t>
+      </w:r>
+      <w:r>
+        <w:rPr>
+          <w:rStyle w:val="Heading3Char"/>
+        </w:rPr>
+        <w:t xml:space="preserve"> </w:t>
+      </w:r>
+      <w:r>
+        <w:rPr>
+          <w:rStyle w:val="Heading3Char"/>
+        </w:rPr>
+        <w:t xml:space="preserve">– </w:t>
+      </w:r>
+      <w:r>
+        <w:rPr>
+          <w:rStyle w:val="Heading3Char"/>
+        </w:rPr>
+        <w:t xml:space="preserve">With </w:t>
+      </w:r>
+      <w:r>
+        <w:rPr>
+          <w:rStyle w:val="Heading3Char"/>
+        </w:rPr>
+        <w:t>Image Upload Functionality</w:t>
+      </w:r>
+      <w:r>
+        <w:rPr>
+          <w:rStyle w:val="Heading3Char"/>
+        </w:rPr>
+        <w:t>:</w:t>
       </w:r>
       <w:bookmarkEnd w:id="5"/>
-      <w:r>
+    </w:p>
+    <w:p>
+      <w:pPr>
         <w:rPr>
+          <w:rStyle w:val="Heading3Char"/>
+        </w:rPr>
+      </w:pPr>
+      <w:r>
+        <w:rPr>
+          <w:rFonts w:eastAsiaTheme="majorEastAsia" w:cstheme="majorBidi"/>
           <w:noProof/>
+          <w:color w:val="000000" w:themeColor="text1"/>
+          <w:sz w:val="28"/>
+          <w:szCs w:val="28"/>
         </w:rPr>
         <w:drawing>
-          <wp:inline distT="0" distB="0" distL="0" distR="0" wp14:anchorId="79C27B7E" wp14:editId="1F9ECC91">
-            <wp:extent cx="5731510" cy="1170940"/>
-            <wp:effectExtent l="0" t="0" r="2540" b="0"/>
-            <wp:docPr id="1602016545" name="Picture 29"/>
+          <wp:inline distT="0" distB="0" distL="0" distR="0" wp14:anchorId="1F1DDC28" wp14:editId="14822317">
+            <wp:extent cx="4914900" cy="2473786"/>
+            <wp:effectExtent l="0" t="0" r="0" b="3175"/>
+            <wp:docPr id="530077264" name="Picture 30"/>
             <wp:cNvGraphicFramePr>
               <a:graphicFrameLocks xmlns:a="http://schemas.openxmlformats.org/drawingml/2006/main" noChangeAspect="1"/>
             </wp:cNvGraphicFramePr>
@@ -5185,11 +5938,11 @@
               <a:graphicData uri="http://schemas.openxmlformats.org/drawingml/2006/picture">
                 <pic:pic xmlns:pic="http://schemas.openxmlformats.org/drawingml/2006/picture">
                   <pic:nvPicPr>
-                    <pic:cNvPr id="1602016545" name="Picture 1602016545"/>
+                    <pic:cNvPr id="530077264" name="Picture 530077264"/>
                     <pic:cNvPicPr/>
                   </pic:nvPicPr>
                   <pic:blipFill>
-                    <a:blip r:embed="rId9" cstate="print">
+                    <a:blip r:embed="rId10" cstate="print">
                       <a:extLst>
                         <a:ext uri="{28A0092B-C50C-407E-A947-70E740481C1C}">
                           <a14:useLocalDpi xmlns:a14="http://schemas.microsoft.com/office/drawing/2010/main" val="0"/>
@@ -5203,7 +5956,7 @@
                   <pic:spPr>
                     <a:xfrm>
                       <a:off x="0" y="0"/>
-                      <a:ext cx="5731510" cy="1170940"/>
+                      <a:ext cx="4924146" cy="2478440"/>
                     </a:xfrm>
                     <a:prstGeom prst="rect">
                       <a:avLst/>
@@ -5222,14 +5975,7 @@
           <w:rStyle w:val="Heading3Char"/>
         </w:rPr>
       </w:pPr>
-    </w:p>
-    <w:p>
-      <w:pPr>
-        <w:rPr>
-          <w:rStyle w:val="Heading3Char"/>
-        </w:rPr>
-      </w:pPr>
-      <w:bookmarkStart w:id="6" w:name="_Toc228385376"/>
+      <w:bookmarkStart w:id="6" w:name="_Toc228396377"/>
       <w:r>
         <w:rPr>
           <w:rStyle w:val="Heading3Char"/>
@@ -5240,125 +5986,29 @@
         <w:rPr>
           <w:rStyle w:val="Heading3Char"/>
         </w:rPr>
-        <w:t>Page</w:t>
-      </w:r>
+        <w:t xml:space="preserve">Page Updated Successfully </w:t>
+      </w:r>
+      <w:proofErr w:type="gramStart"/>
       <w:r>
         <w:rPr>
           <w:rStyle w:val="Heading3Char"/>
         </w:rPr>
-        <w:t xml:space="preserve"> </w:t>
-      </w:r>
+        <w:t>With</w:t>
+      </w:r>
+      <w:proofErr w:type="gramEnd"/>
       <w:r>
         <w:rPr>
           <w:rStyle w:val="Heading3Char"/>
         </w:rPr>
-        <w:t xml:space="preserve">– </w:t>
+        <w:t xml:space="preserve"> Uploaded Image</w:t>
       </w:r>
       <w:r>
         <w:rPr>
           <w:rStyle w:val="Heading3Char"/>
         </w:rPr>
-        <w:t xml:space="preserve">With </w:t>
-      </w:r>
-      <w:r>
-        <w:rPr>
-          <w:rStyle w:val="Heading3Char"/>
-        </w:rPr>
-        <w:t>Image Upload Functionality</w:t>
+        <w:t>:</w:t>
       </w:r>
       <w:bookmarkEnd w:id="6"/>
-    </w:p>
-    <w:p>
-      <w:pPr>
-        <w:rPr>
-          <w:rStyle w:val="Heading3Char"/>
-        </w:rPr>
-      </w:pPr>
-      <w:r>
-        <w:rPr>
-          <w:rFonts w:eastAsiaTheme="majorEastAsia" w:cstheme="majorBidi"/>
-          <w:noProof/>
-          <w:color w:val="000000" w:themeColor="text1"/>
-          <w:sz w:val="28"/>
-          <w:szCs w:val="28"/>
-        </w:rPr>
-        <w:drawing>
-          <wp:inline distT="0" distB="0" distL="0" distR="0" wp14:anchorId="1F1DDC28" wp14:editId="3DAC0A28">
-            <wp:extent cx="5731510" cy="2884805"/>
-            <wp:effectExtent l="0" t="0" r="2540" b="0"/>
-            <wp:docPr id="530077264" name="Picture 30"/>
-            <wp:cNvGraphicFramePr>
-              <a:graphicFrameLocks xmlns:a="http://schemas.openxmlformats.org/drawingml/2006/main" noChangeAspect="1"/>
-            </wp:cNvGraphicFramePr>
-            <a:graphic xmlns:a="http://schemas.openxmlformats.org/drawingml/2006/main">
-              <a:graphicData uri="http://schemas.openxmlformats.org/drawingml/2006/picture">
-                <pic:pic xmlns:pic="http://schemas.openxmlformats.org/drawingml/2006/picture">
-                  <pic:nvPicPr>
-                    <pic:cNvPr id="530077264" name="Picture 530077264"/>
-                    <pic:cNvPicPr/>
-                  </pic:nvPicPr>
-                  <pic:blipFill>
-                    <a:blip r:embed="rId10">
-                      <a:extLst>
-                        <a:ext uri="{28A0092B-C50C-407E-A947-70E740481C1C}">
-                          <a14:useLocalDpi xmlns:a14="http://schemas.microsoft.com/office/drawing/2010/main" val="0"/>
-                        </a:ext>
-                      </a:extLst>
-                    </a:blip>
-                    <a:stretch>
-                      <a:fillRect/>
-                    </a:stretch>
-                  </pic:blipFill>
-                  <pic:spPr>
-                    <a:xfrm>
-                      <a:off x="0" y="0"/>
-                      <a:ext cx="5731510" cy="2884805"/>
-                    </a:xfrm>
-                    <a:prstGeom prst="rect">
-                      <a:avLst/>
-                    </a:prstGeom>
-                  </pic:spPr>
-                </pic:pic>
-              </a:graphicData>
-            </a:graphic>
-          </wp:inline>
-        </w:drawing>
-      </w:r>
-    </w:p>
-    <w:p>
-      <w:pPr>
-        <w:rPr>
-          <w:rStyle w:val="Heading3Char"/>
-        </w:rPr>
-      </w:pPr>
-      <w:r>
-        <w:rPr>
-          <w:rStyle w:val="Heading3Char"/>
-        </w:rPr>
-        <w:br w:type="page"/>
-      </w:r>
-    </w:p>
-    <w:p>
-      <w:pPr>
-        <w:rPr>
-          <w:rStyle w:val="Heading3Char"/>
-        </w:rPr>
-      </w:pPr>
-      <w:bookmarkStart w:id="7" w:name="_Toc228385377"/>
-      <w:r>
-        <w:rPr>
-          <w:rStyle w:val="Heading3Char"/>
-        </w:rPr>
-        <w:lastRenderedPageBreak/>
-        <w:t xml:space="preserve">Venues </w:t>
-      </w:r>
-      <w:r>
-        <w:rPr>
-          <w:rStyle w:val="Heading3Char"/>
-        </w:rPr>
-        <w:t>Page Updated Successfully With Uploaded Image</w:t>
-      </w:r>
-      <w:bookmarkEnd w:id="7"/>
     </w:p>
     <w:p>
       <w:pPr>
@@ -5423,7 +6073,7 @@
       <w:pPr>
         <w:pStyle w:val="Heading1"/>
       </w:pPr>
-      <w:bookmarkStart w:id="8" w:name="_Toc228385378"/>
+      <w:bookmarkStart w:id="7" w:name="_Toc228396378"/>
       <w:r>
         <w:lastRenderedPageBreak/>
         <w:t xml:space="preserve">Part </w:t>
@@ -5432,16 +6082,213 @@
         <w:t>2</w:t>
       </w:r>
       <w:r>
-        <w:t>B</w:t>
+        <w:t>B – Implementing Error Handling and Validation</w:t>
+      </w:r>
+      <w:bookmarkEnd w:id="7"/>
+    </w:p>
+    <w:p>
+      <w:pPr>
+        <w:pStyle w:val="Heading2"/>
+      </w:pPr>
+      <w:bookmarkStart w:id="8" w:name="_Toc228396379"/>
+      <w:r>
+        <w:t>Screenshots</w:t>
       </w:r>
       <w:bookmarkEnd w:id="8"/>
+    </w:p>
+    <w:p>
+      <w:pPr>
+        <w:pStyle w:val="Heading3"/>
+      </w:pPr>
+      <w:bookmarkStart w:id="9" w:name="_Toc228396380"/>
+      <w:r>
+        <w:t>Double Booking Prevention</w:t>
+      </w:r>
+      <w:bookmarkEnd w:id="9"/>
+    </w:p>
+    <w:p>
+      <w:r>
+        <w:rPr>
+          <w:noProof/>
+        </w:rPr>
+        <w:drawing>
+          <wp:inline distT="0" distB="0" distL="0" distR="0" wp14:anchorId="1D33DC04" wp14:editId="15EBF496">
+            <wp:extent cx="5731510" cy="2976880"/>
+            <wp:effectExtent l="0" t="0" r="2540" b="0"/>
+            <wp:docPr id="1989590246" name="Picture 36"/>
+            <wp:cNvGraphicFramePr>
+              <a:graphicFrameLocks xmlns:a="http://schemas.openxmlformats.org/drawingml/2006/main" noChangeAspect="1"/>
+            </wp:cNvGraphicFramePr>
+            <a:graphic xmlns:a="http://schemas.openxmlformats.org/drawingml/2006/main">
+              <a:graphicData uri="http://schemas.openxmlformats.org/drawingml/2006/picture">
+                <pic:pic xmlns:pic="http://schemas.openxmlformats.org/drawingml/2006/picture">
+                  <pic:nvPicPr>
+                    <pic:cNvPr id="1989590246" name="Picture 1989590246"/>
+                    <pic:cNvPicPr/>
+                  </pic:nvPicPr>
+                  <pic:blipFill>
+                    <a:blip r:embed="rId12" cstate="print">
+                      <a:extLst>
+                        <a:ext uri="{28A0092B-C50C-407E-A947-70E740481C1C}">
+                          <a14:useLocalDpi xmlns:a14="http://schemas.microsoft.com/office/drawing/2010/main" val="0"/>
+                        </a:ext>
+                      </a:extLst>
+                    </a:blip>
+                    <a:stretch>
+                      <a:fillRect/>
+                    </a:stretch>
+                  </pic:blipFill>
+                  <pic:spPr>
+                    <a:xfrm>
+                      <a:off x="0" y="0"/>
+                      <a:ext cx="5731510" cy="2976880"/>
+                    </a:xfrm>
+                    <a:prstGeom prst="rect">
+                      <a:avLst/>
+                    </a:prstGeom>
+                  </pic:spPr>
+                </pic:pic>
+              </a:graphicData>
+            </a:graphic>
+          </wp:inline>
+        </w:drawing>
+      </w:r>
+    </w:p>
+    <w:p>
+      <w:pPr>
+        <w:pStyle w:val="Heading3"/>
+      </w:pPr>
+      <w:bookmarkStart w:id="10" w:name="_Toc228396381"/>
+      <w:r>
+        <w:t>Booking Date Validation</w:t>
+      </w:r>
+      <w:bookmarkEnd w:id="10"/>
+    </w:p>
+    <w:p>
+      <w:r>
+        <w:rPr>
+          <w:noProof/>
+        </w:rPr>
+        <w:drawing>
+          <wp:inline distT="0" distB="0" distL="0" distR="0" wp14:anchorId="38BC7360" wp14:editId="3ED4C267">
+            <wp:extent cx="5731510" cy="846455"/>
+            <wp:effectExtent l="0" t="0" r="2540" b="0"/>
+            <wp:docPr id="642097144" name="Picture 37"/>
+            <wp:cNvGraphicFramePr>
+              <a:graphicFrameLocks xmlns:a="http://schemas.openxmlformats.org/drawingml/2006/main" noChangeAspect="1"/>
+            </wp:cNvGraphicFramePr>
+            <a:graphic xmlns:a="http://schemas.openxmlformats.org/drawingml/2006/main">
+              <a:graphicData uri="http://schemas.openxmlformats.org/drawingml/2006/picture">
+                <pic:pic xmlns:pic="http://schemas.openxmlformats.org/drawingml/2006/picture">
+                  <pic:nvPicPr>
+                    <pic:cNvPr id="642097144" name="Picture 642097144"/>
+                    <pic:cNvPicPr/>
+                  </pic:nvPicPr>
+                  <pic:blipFill>
+                    <a:blip r:embed="rId13">
+                      <a:extLst>
+                        <a:ext uri="{28A0092B-C50C-407E-A947-70E740481C1C}">
+                          <a14:useLocalDpi xmlns:a14="http://schemas.microsoft.com/office/drawing/2010/main" val="0"/>
+                        </a:ext>
+                      </a:extLst>
+                    </a:blip>
+                    <a:stretch>
+                      <a:fillRect/>
+                    </a:stretch>
+                  </pic:blipFill>
+                  <pic:spPr>
+                    <a:xfrm>
+                      <a:off x="0" y="0"/>
+                      <a:ext cx="5731510" cy="846455"/>
+                    </a:xfrm>
+                    <a:prstGeom prst="rect">
+                      <a:avLst/>
+                    </a:prstGeom>
+                  </pic:spPr>
+                </pic:pic>
+              </a:graphicData>
+            </a:graphic>
+          </wp:inline>
+        </w:drawing>
+      </w:r>
+    </w:p>
+    <w:p>
+      <w:pPr>
+        <w:pStyle w:val="Heading3"/>
+      </w:pPr>
+      <w:bookmarkStart w:id="11" w:name="_Toc228396382"/>
+      <w:r>
+        <w:t>Delete Venue with Existing Bookings</w:t>
+      </w:r>
+      <w:bookmarkEnd w:id="11"/>
+    </w:p>
+    <w:p>
+      <w:pPr>
+        <w:rPr>
+          <w:rFonts w:eastAsiaTheme="majorEastAsia" w:cstheme="majorBidi"/>
+          <w:color w:val="000000" w:themeColor="text1"/>
+          <w:sz w:val="28"/>
+          <w:szCs w:val="40"/>
+          <w:u w:val="single"/>
+        </w:rPr>
+      </w:pPr>
+      <w:r>
+        <w:rPr>
+          <w:noProof/>
+        </w:rPr>
+        <w:drawing>
+          <wp:inline distT="0" distB="0" distL="0" distR="0" wp14:anchorId="30DB59A0" wp14:editId="4AFB695C">
+            <wp:extent cx="5731510" cy="2774315"/>
+            <wp:effectExtent l="0" t="0" r="2540" b="6985"/>
+            <wp:docPr id="1559641294" name="Picture 38"/>
+            <wp:cNvGraphicFramePr>
+              <a:graphicFrameLocks xmlns:a="http://schemas.openxmlformats.org/drawingml/2006/main" noChangeAspect="1"/>
+            </wp:cNvGraphicFramePr>
+            <a:graphic xmlns:a="http://schemas.openxmlformats.org/drawingml/2006/main">
+              <a:graphicData uri="http://schemas.openxmlformats.org/drawingml/2006/picture">
+                <pic:pic xmlns:pic="http://schemas.openxmlformats.org/drawingml/2006/picture">
+                  <pic:nvPicPr>
+                    <pic:cNvPr id="1559641294" name="Picture 1559641294"/>
+                    <pic:cNvPicPr/>
+                  </pic:nvPicPr>
+                  <pic:blipFill>
+                    <a:blip r:embed="rId14">
+                      <a:extLst>
+                        <a:ext uri="{28A0092B-C50C-407E-A947-70E740481C1C}">
+                          <a14:useLocalDpi xmlns:a14="http://schemas.microsoft.com/office/drawing/2010/main" val="0"/>
+                        </a:ext>
+                      </a:extLst>
+                    </a:blip>
+                    <a:stretch>
+                      <a:fillRect/>
+                    </a:stretch>
+                  </pic:blipFill>
+                  <pic:spPr>
+                    <a:xfrm>
+                      <a:off x="0" y="0"/>
+                      <a:ext cx="5731510" cy="2774315"/>
+                    </a:xfrm>
+                    <a:prstGeom prst="rect">
+                      <a:avLst/>
+                    </a:prstGeom>
+                  </pic:spPr>
+                </pic:pic>
+              </a:graphicData>
+            </a:graphic>
+          </wp:inline>
+        </w:drawing>
+      </w:r>
+      <w:r>
+        <w:br w:type="page"/>
+      </w:r>
     </w:p>
     <w:p>
       <w:pPr>
         <w:pStyle w:val="Heading1"/>
       </w:pPr>
-      <w:bookmarkStart w:id="9" w:name="_Toc228385379"/>
-      <w:r>
+      <w:bookmarkStart w:id="12" w:name="_Toc228396383"/>
+      <w:r>
+        <w:lastRenderedPageBreak/>
         <w:t xml:space="preserve">Part </w:t>
       </w:r>
       <w:r>
@@ -5450,14 +6297,235 @@
       <w:r>
         <w:t>C</w:t>
       </w:r>
-      <w:bookmarkEnd w:id="9"/>
+      <w:r>
+        <w:t xml:space="preserve"> – Enhanced Display and Search</w:t>
+      </w:r>
+      <w:bookmarkEnd w:id="12"/>
+    </w:p>
+    <w:p>
+      <w:pPr>
+        <w:pStyle w:val="Heading2"/>
+      </w:pPr>
+      <w:bookmarkStart w:id="13" w:name="_Toc228396384"/>
+      <w:r>
+        <w:t>Screenshots</w:t>
+      </w:r>
+      <w:bookmarkEnd w:id="13"/>
+    </w:p>
+    <w:p>
+      <w:pPr>
+        <w:pStyle w:val="Heading3"/>
+      </w:pPr>
+      <w:bookmarkStart w:id="14" w:name="_Toc228396385"/>
+      <w:r>
+        <w:t>Bookings Index Page</w:t>
+      </w:r>
+      <w:r>
+        <w:t>:</w:t>
+      </w:r>
+      <w:bookmarkEnd w:id="14"/>
+    </w:p>
+    <w:p>
+      <w:r>
+        <w:rPr>
+          <w:noProof/>
+        </w:rPr>
+        <w:drawing>
+          <wp:inline distT="0" distB="0" distL="0" distR="0" wp14:anchorId="2368354D" wp14:editId="14727524">
+            <wp:extent cx="5731510" cy="3081020"/>
+            <wp:effectExtent l="0" t="0" r="2540" b="5080"/>
+            <wp:docPr id="640689259" name="Picture 32"/>
+            <wp:cNvGraphicFramePr>
+              <a:graphicFrameLocks xmlns:a="http://schemas.openxmlformats.org/drawingml/2006/main" noChangeAspect="1"/>
+            </wp:cNvGraphicFramePr>
+            <a:graphic xmlns:a="http://schemas.openxmlformats.org/drawingml/2006/main">
+              <a:graphicData uri="http://schemas.openxmlformats.org/drawingml/2006/picture">
+                <pic:pic xmlns:pic="http://schemas.openxmlformats.org/drawingml/2006/picture">
+                  <pic:nvPicPr>
+                    <pic:cNvPr id="640689259" name="Picture 640689259"/>
+                    <pic:cNvPicPr/>
+                  </pic:nvPicPr>
+                  <pic:blipFill>
+                    <a:blip r:embed="rId15" cstate="print">
+                      <a:extLst>
+                        <a:ext uri="{28A0092B-C50C-407E-A947-70E740481C1C}">
+                          <a14:useLocalDpi xmlns:a14="http://schemas.microsoft.com/office/drawing/2010/main" val="0"/>
+                        </a:ext>
+                      </a:extLst>
+                    </a:blip>
+                    <a:stretch>
+                      <a:fillRect/>
+                    </a:stretch>
+                  </pic:blipFill>
+                  <pic:spPr>
+                    <a:xfrm>
+                      <a:off x="0" y="0"/>
+                      <a:ext cx="5731510" cy="3081020"/>
+                    </a:xfrm>
+                    <a:prstGeom prst="rect">
+                      <a:avLst/>
+                    </a:prstGeom>
+                  </pic:spPr>
+                </pic:pic>
+              </a:graphicData>
+            </a:graphic>
+          </wp:inline>
+        </w:drawing>
+      </w:r>
+    </w:p>
+    <w:p>
+      <w:pPr>
+        <w:pStyle w:val="Heading3"/>
+      </w:pPr>
+      <w:bookmarkStart w:id="15" w:name="_Toc228396386"/>
+      <w:r>
+        <w:t xml:space="preserve">Search Results - Showing search results for </w:t>
+      </w:r>
+      <w:r>
+        <w:t>“wedding”</w:t>
+      </w:r>
+      <w:r>
+        <w:t>:</w:t>
+      </w:r>
+      <w:bookmarkEnd w:id="15"/>
+    </w:p>
+    <w:p>
+      <w:r>
+        <w:rPr>
+          <w:noProof/>
+        </w:rPr>
+        <w:drawing>
+          <wp:inline distT="0" distB="0" distL="0" distR="0" wp14:anchorId="665B5732" wp14:editId="1801B466">
+            <wp:extent cx="5731510" cy="3074035"/>
+            <wp:effectExtent l="0" t="0" r="2540" b="0"/>
+            <wp:docPr id="1424697784" name="Picture 31"/>
+            <wp:cNvGraphicFramePr>
+              <a:graphicFrameLocks xmlns:a="http://schemas.openxmlformats.org/drawingml/2006/main" noChangeAspect="1"/>
+            </wp:cNvGraphicFramePr>
+            <a:graphic xmlns:a="http://schemas.openxmlformats.org/drawingml/2006/main">
+              <a:graphicData uri="http://schemas.openxmlformats.org/drawingml/2006/picture">
+                <pic:pic xmlns:pic="http://schemas.openxmlformats.org/drawingml/2006/picture">
+                  <pic:nvPicPr>
+                    <pic:cNvPr id="1424697784" name="Picture 1424697784"/>
+                    <pic:cNvPicPr/>
+                  </pic:nvPicPr>
+                  <pic:blipFill>
+                    <a:blip r:embed="rId16" cstate="print">
+                      <a:extLst>
+                        <a:ext uri="{28A0092B-C50C-407E-A947-70E740481C1C}">
+                          <a14:useLocalDpi xmlns:a14="http://schemas.microsoft.com/office/drawing/2010/main" val="0"/>
+                        </a:ext>
+                      </a:extLst>
+                    </a:blip>
+                    <a:stretch>
+                      <a:fillRect/>
+                    </a:stretch>
+                  </pic:blipFill>
+                  <pic:spPr>
+                    <a:xfrm>
+                      <a:off x="0" y="0"/>
+                      <a:ext cx="5731510" cy="3074035"/>
+                    </a:xfrm>
+                    <a:prstGeom prst="rect">
+                      <a:avLst/>
+                    </a:prstGeom>
+                  </pic:spPr>
+                </pic:pic>
+              </a:graphicData>
+            </a:graphic>
+          </wp:inline>
+        </w:drawing>
+      </w:r>
+    </w:p>
+    <w:p>
+      <w:r>
+        <w:br w:type="page"/>
+      </w:r>
+    </w:p>
+    <w:p>
+      <w:pPr>
+        <w:pStyle w:val="Heading3"/>
+      </w:pPr>
+      <w:bookmarkStart w:id="16" w:name="_Toc228396387"/>
+      <w:r>
+        <w:lastRenderedPageBreak/>
+        <w:t>Incorrect Spelling</w:t>
+      </w:r>
+      <w:r>
+        <w:t xml:space="preserve"> Search Results - Showing "no bookings found" message</w:t>
+      </w:r>
+      <w:r>
+        <w:t>:</w:t>
+      </w:r>
+      <w:bookmarkEnd w:id="16"/>
+    </w:p>
+    <w:p>
+      <w:pPr>
+        <w:rPr>
+          <w:rFonts w:eastAsiaTheme="majorEastAsia" w:cstheme="majorBidi"/>
+          <w:color w:val="000000" w:themeColor="text1"/>
+          <w:sz w:val="28"/>
+          <w:szCs w:val="40"/>
+          <w:u w:val="single"/>
+        </w:rPr>
+      </w:pPr>
+      <w:r>
+        <w:rPr>
+          <w:noProof/>
+        </w:rPr>
+        <w:drawing>
+          <wp:inline distT="0" distB="0" distL="0" distR="0" wp14:anchorId="37DBFEF1" wp14:editId="56B9265D">
+            <wp:extent cx="5731510" cy="3081020"/>
+            <wp:effectExtent l="0" t="0" r="2540" b="5080"/>
+            <wp:docPr id="1991295008" name="Picture 33"/>
+            <wp:cNvGraphicFramePr>
+              <a:graphicFrameLocks xmlns:a="http://schemas.openxmlformats.org/drawingml/2006/main" noChangeAspect="1"/>
+            </wp:cNvGraphicFramePr>
+            <a:graphic xmlns:a="http://schemas.openxmlformats.org/drawingml/2006/main">
+              <a:graphicData uri="http://schemas.openxmlformats.org/drawingml/2006/picture">
+                <pic:pic xmlns:pic="http://schemas.openxmlformats.org/drawingml/2006/picture">
+                  <pic:nvPicPr>
+                    <pic:cNvPr id="1991295008" name="Picture 1991295008"/>
+                    <pic:cNvPicPr/>
+                  </pic:nvPicPr>
+                  <pic:blipFill>
+                    <a:blip r:embed="rId17" cstate="print">
+                      <a:extLst>
+                        <a:ext uri="{28A0092B-C50C-407E-A947-70E740481C1C}">
+                          <a14:useLocalDpi xmlns:a14="http://schemas.microsoft.com/office/drawing/2010/main" val="0"/>
+                        </a:ext>
+                      </a:extLst>
+                    </a:blip>
+                    <a:stretch>
+                      <a:fillRect/>
+                    </a:stretch>
+                  </pic:blipFill>
+                  <pic:spPr>
+                    <a:xfrm>
+                      <a:off x="0" y="0"/>
+                      <a:ext cx="5731510" cy="3081020"/>
+                    </a:xfrm>
+                    <a:prstGeom prst="rect">
+                      <a:avLst/>
+                    </a:prstGeom>
+                  </pic:spPr>
+                </pic:pic>
+              </a:graphicData>
+            </a:graphic>
+          </wp:inline>
+        </w:drawing>
+      </w:r>
+      <w:r>
+        <w:br w:type="page"/>
+      </w:r>
     </w:p>
     <w:p>
       <w:pPr>
         <w:pStyle w:val="Heading1"/>
       </w:pPr>
-      <w:bookmarkStart w:id="10" w:name="_Toc228385380"/>
-      <w:r>
+      <w:bookmarkStart w:id="17" w:name="_Toc228396388"/>
+      <w:r>
+        <w:lastRenderedPageBreak/>
         <w:t xml:space="preserve">Part </w:t>
       </w:r>
       <w:r>
@@ -5466,14 +6534,184 @@
       <w:r>
         <w:t>D</w:t>
       </w:r>
-      <w:bookmarkEnd w:id="10"/>
+      <w:r>
+        <w:t xml:space="preserve"> - </w:t>
+      </w:r>
+      <w:r>
+        <w:t>Deployment Verification (Local)</w:t>
+      </w:r>
+      <w:bookmarkEnd w:id="17"/>
+    </w:p>
+    <w:p>
+      <w:pPr>
+        <w:pStyle w:val="Heading2"/>
+      </w:pPr>
+      <w:bookmarkStart w:id="18" w:name="_Toc228396389"/>
+      <w:r>
+        <w:t>Screenshots</w:t>
+      </w:r>
+      <w:bookmarkEnd w:id="18"/>
+    </w:p>
+    <w:p>
+      <w:pPr>
+        <w:pStyle w:val="Heading3"/>
+      </w:pPr>
+      <w:bookmarkStart w:id="19" w:name="_Toc228396390"/>
+      <w:r>
+        <w:rPr>
+          <w:rStyle w:val="Heading3Char"/>
+        </w:rPr>
+        <w:t>Microsoft Azure Storage Explorer</w:t>
+      </w:r>
+      <w:r>
+        <w:t xml:space="preserve"> </w:t>
+      </w:r>
+      <w:r>
+        <w:t>–</w:t>
+      </w:r>
+      <w:r>
+        <w:t xml:space="preserve"> </w:t>
+      </w:r>
+      <w:r>
+        <w:t>showing uploaded files</w:t>
+      </w:r>
+      <w:r>
+        <w:t>:</w:t>
+      </w:r>
+      <w:bookmarkEnd w:id="19"/>
+    </w:p>
+    <w:p>
+      <w:r>
+        <w:rPr>
+          <w:noProof/>
+        </w:rPr>
+        <w:drawing>
+          <wp:inline distT="0" distB="0" distL="0" distR="0" wp14:anchorId="63F023BF" wp14:editId="0BB857B1">
+            <wp:extent cx="5731510" cy="1345565"/>
+            <wp:effectExtent l="0" t="0" r="2540" b="6985"/>
+            <wp:docPr id="711315052" name="Picture 34"/>
+            <wp:cNvGraphicFramePr>
+              <a:graphicFrameLocks xmlns:a="http://schemas.openxmlformats.org/drawingml/2006/main" noChangeAspect="1"/>
+            </wp:cNvGraphicFramePr>
+            <a:graphic xmlns:a="http://schemas.openxmlformats.org/drawingml/2006/main">
+              <a:graphicData uri="http://schemas.openxmlformats.org/drawingml/2006/picture">
+                <pic:pic xmlns:pic="http://schemas.openxmlformats.org/drawingml/2006/picture">
+                  <pic:nvPicPr>
+                    <pic:cNvPr id="711315052" name="Picture 711315052"/>
+                    <pic:cNvPicPr/>
+                  </pic:nvPicPr>
+                  <pic:blipFill>
+                    <a:blip r:embed="rId18" cstate="print">
+                      <a:extLst>
+                        <a:ext uri="{28A0092B-C50C-407E-A947-70E740481C1C}">
+                          <a14:useLocalDpi xmlns:a14="http://schemas.microsoft.com/office/drawing/2010/main" val="0"/>
+                        </a:ext>
+                      </a:extLst>
+                    </a:blip>
+                    <a:stretch>
+                      <a:fillRect/>
+                    </a:stretch>
+                  </pic:blipFill>
+                  <pic:spPr>
+                    <a:xfrm>
+                      <a:off x="0" y="0"/>
+                      <a:ext cx="5731510" cy="1345565"/>
+                    </a:xfrm>
+                    <a:prstGeom prst="rect">
+                      <a:avLst/>
+                    </a:prstGeom>
+                  </pic:spPr>
+                </pic:pic>
+              </a:graphicData>
+            </a:graphic>
+          </wp:inline>
+        </w:drawing>
+      </w:r>
+    </w:p>
+    <w:p/>
+    <w:p>
+      <w:pPr>
+        <w:pStyle w:val="Heading3"/>
+      </w:pPr>
+      <w:bookmarkStart w:id="20" w:name="_Toc228396391"/>
+      <w:r>
+        <w:t>Application displaying uploaded images</w:t>
+      </w:r>
+      <w:r>
+        <w:t>:</w:t>
+      </w:r>
+      <w:bookmarkEnd w:id="20"/>
+    </w:p>
+    <w:p>
+      <w:pPr>
+        <w:rPr>
+          <w:rFonts w:eastAsiaTheme="majorEastAsia" w:cstheme="majorBidi"/>
+          <w:color w:val="000000" w:themeColor="text1"/>
+          <w:sz w:val="28"/>
+          <w:szCs w:val="40"/>
+          <w:u w:val="single"/>
+        </w:rPr>
+      </w:pPr>
+      <w:r>
+        <w:rPr>
+          <w:noProof/>
+        </w:rPr>
+        <w:drawing>
+          <wp:inline distT="0" distB="0" distL="0" distR="0" wp14:anchorId="2C296894" wp14:editId="3467C333">
+            <wp:extent cx="5731510" cy="3074670"/>
+            <wp:effectExtent l="0" t="0" r="2540" b="0"/>
+            <wp:docPr id="785548106" name="Picture 35"/>
+            <wp:cNvGraphicFramePr>
+              <a:graphicFrameLocks xmlns:a="http://schemas.openxmlformats.org/drawingml/2006/main" noChangeAspect="1"/>
+            </wp:cNvGraphicFramePr>
+            <a:graphic xmlns:a="http://schemas.openxmlformats.org/drawingml/2006/main">
+              <a:graphicData uri="http://schemas.openxmlformats.org/drawingml/2006/picture">
+                <pic:pic xmlns:pic="http://schemas.openxmlformats.org/drawingml/2006/picture">
+                  <pic:nvPicPr>
+                    <pic:cNvPr id="785548106" name="Picture 785548106"/>
+                    <pic:cNvPicPr/>
+                  </pic:nvPicPr>
+                  <pic:blipFill>
+                    <a:blip r:embed="rId19" cstate="print">
+                      <a:extLst>
+                        <a:ext uri="{28A0092B-C50C-407E-A947-70E740481C1C}">
+                          <a14:useLocalDpi xmlns:a14="http://schemas.microsoft.com/office/drawing/2010/main" val="0"/>
+                        </a:ext>
+                      </a:extLst>
+                    </a:blip>
+                    <a:stretch>
+                      <a:fillRect/>
+                    </a:stretch>
+                  </pic:blipFill>
+                  <pic:spPr>
+                    <a:xfrm>
+                      <a:off x="0" y="0"/>
+                      <a:ext cx="5731510" cy="3074670"/>
+                    </a:xfrm>
+                    <a:prstGeom prst="rect">
+                      <a:avLst/>
+                    </a:prstGeom>
+                  </pic:spPr>
+                </pic:pic>
+              </a:graphicData>
+            </a:graphic>
+          </wp:inline>
+        </w:drawing>
+      </w:r>
+      <w:r>
+        <w:t xml:space="preserve"> </w:t>
+      </w:r>
+      <w:r>
+        <w:br w:type="page"/>
+      </w:r>
     </w:p>
     <w:p>
       <w:pPr>
         <w:pStyle w:val="Heading1"/>
       </w:pPr>
-      <w:bookmarkStart w:id="11" w:name="_Toc228385381"/>
-      <w:r>
+      <w:bookmarkStart w:id="21" w:name="_Toc228396392"/>
+      <w:r>
+        <w:lastRenderedPageBreak/>
         <w:t xml:space="preserve">Part </w:t>
       </w:r>
       <w:r>
@@ -5482,20 +6720,47 @@
       <w:r>
         <w:t>E</w:t>
       </w:r>
-      <w:bookmarkEnd w:id="11"/>
+      <w:r>
+        <w:t xml:space="preserve"> </w:t>
+      </w:r>
+      <w:r>
+        <w:t>–</w:t>
+      </w:r>
+      <w:r>
+        <w:t xml:space="preserve"> </w:t>
+      </w:r>
+      <w:r>
+        <w:t>Database Design, Cognitive Search</w:t>
+      </w:r>
+      <w:bookmarkEnd w:id="21"/>
+    </w:p>
+    <w:p>
+      <w:pPr>
+        <w:rPr>
+          <w:rFonts w:eastAsiaTheme="majorEastAsia" w:cstheme="majorBidi"/>
+          <w:color w:val="000000" w:themeColor="text1"/>
+          <w:sz w:val="28"/>
+          <w:szCs w:val="40"/>
+          <w:u w:val="single"/>
+        </w:rPr>
+      </w:pPr>
+      <w:r>
+        <w:br w:type="page"/>
+      </w:r>
     </w:p>
     <w:p>
       <w:pPr>
         <w:pStyle w:val="Heading1"/>
       </w:pPr>
-      <w:bookmarkStart w:id="12" w:name="_Toc228385382"/>
-      <w:r>
+      <w:bookmarkStart w:id="22" w:name="_Toc228396393"/>
+      <w:r>
+        <w:lastRenderedPageBreak/>
         <w:t>References</w:t>
       </w:r>
-      <w:bookmarkEnd w:id="12"/>
+      <w:bookmarkEnd w:id="22"/>
     </w:p>
     <w:sectPr>
-      <w:footerReference w:type="default" r:id="rId12"/>
+      <w:footerReference w:type="default" r:id="rId20"/>
       <w:pgSz w:w="11906" w:h="16838"/>
       <w:pgMar w:top="1440" w:right="1440" w:bottom="1440" w:left="1440" w:header="708" w:footer="708" w:gutter="0"/>
       <w:pgNumType w:start="0"/>
@@ -5542,7 +6807,6 @@
         <w:docPartUnique/>
       </w:docPartObj>
     </w:sdtPr>
-    <w:sdtEndPr/>
     <w:sdtContent>
       <w:sdt>
         <w:sdtPr>
@@ -5552,7 +6816,6 @@
             <w:docPartUnique/>
           </w:docPartObj>
         </w:sdtPr>
-        <w:sdtEndPr/>
         <w:sdtContent>
           <w:p>
             <w:pPr>
@@ -5679,6 +6942,127 @@
     </w:p>
   </w:footnote>
 </w:footnotes>
+</file>
+
+<file path=word/numbering.xml><?xml version="1.0" encoding="utf-8"?>
+<w:numbering xmlns:wpc="http://schemas.microsoft.com/office/word/2010/wordprocessingCanvas" xmlns:cx="http://schemas.microsoft.com/office/drawing/2014/chartex" xmlns:cx1="http://schemas.microsoft.com/office/drawing/2015/9/8/chartex" xmlns:cx2="http://schemas.microsoft.com/office/drawing/2015/10/21/chartex" xmlns:cx3="http://schemas.microsoft.com/office/drawing/2016/5/9/chartex" xmlns:cx4="http://schemas.microsoft.com/office/drawing/2016/5/10/chartex" xmlns:cx5="http://schemas.microsoft.com/office/drawing/2016/5/11/chartex" xmlns:cx6="http://schemas.microsoft.com/office/drawing/2016/5/12/chartex" xmlns:cx7="http://schemas.microsoft.com/office/drawing/2016/5/13/chartex" xmlns:cx8="http://schemas.microsoft.com/office/drawing/2016/5/14/chartex" xmlns:mc="http://schemas.openxmlformats.org/markup-compatibility/2006" xmlns:aink="http://schemas.microsoft.com/office/drawing/2016/ink" xmlns:am3d="http://schemas.microsoft.com/office/drawing/2017/model3d" xmlns:o="urn:schemas-microsoft-com:office:office" xmlns:oel="http://schemas.microsoft.com/office/2019/extlst" xmlns:r="http://schemas.openxmlformats.org/officeDocument/2006/relationships" xmlns:m="http://schemas.openxmlformats.org/officeDocument/2006/math" xmlns:v="urn:schemas-microsoft-com:vml" xmlns:wp14="http://schemas.microsoft.com/office/word/2010/wordprocessingDrawing" xmlns:wp="http://schemas.openxmlformats.org/drawingml/2006/wordprocessingDrawing" xmlns:w10="urn:schemas-microsoft-com:office:word" xmlns:w="http://schemas.openxmlformats.org/wordprocessingml/2006/main" xmlns:w14="http://schemas.microsoft.com/office/word/2010/wordml" xmlns:w15="http://schemas.microsoft.com/office/word/2012/wordml" xmlns:w16cex="http://schemas.microsoft.com/office/word/2018/wordml/cex" xmlns:w16cid="http://schemas.microsoft.com/office/word/2016/wordml/cid" xmlns:w16="http://schemas.microsoft.com/office/word/2018/wordml" xmlns:w16du="http://schemas.microsoft.com/office/word/2023/wordml/word16du" xmlns:w16sdtdh="http://schemas.microsoft.com/office/word/2020/wordml/sdtdatahash" xmlns:w16sdtfl="http://schemas.microsoft.com/office/word/2024/wordml/sdtformatlock" xmlns:w16se="http://schemas.microsoft.com/office/word/2015/wordml/symex" xmlns:wpg="http://schemas.microsoft.com/office/word/2010/wordprocessingGroup" xmlns:wpi="http://schemas.microsoft.com/office/word/2010/wordprocessingInk" xmlns:wne="http://schemas.microsoft.com/office/word/2006/wordml" xmlns:wps="http://schemas.microsoft.com/office/word/2010/wordprocessingShape" mc:Ignorable="w14 w15 w16se w16cid w16 w16cex w16sdtdh w16sdtfl w16du wp14">
+  <w:abstractNum w:abstractNumId="0" w15:restartNumberingAfterBreak="0">
+    <w:nsid w:val="4D464576"/>
+    <w:multiLevelType w:val="multilevel"/>
+    <w:tmpl w:val="10DE83EE"/>
+    <w:lvl w:ilvl="0">
+      <w:start w:val="1"/>
+      <w:numFmt w:val="decimal"/>
+      <w:lvlText w:val="%1."/>
+      <w:lvlJc w:val="left"/>
+      <w:pPr>
+        <w:tabs>
+          <w:tab w:val="num" w:pos="720"/>
+        </w:tabs>
+        <w:ind w:left="720" w:hanging="360"/>
+      </w:pPr>
+    </w:lvl>
+    <w:lvl w:ilvl="1" w:tentative="1">
+      <w:start w:val="1"/>
+      <w:numFmt w:val="decimal"/>
+      <w:lvlText w:val="%2."/>
+      <w:lvlJc w:val="left"/>
+      <w:pPr>
+        <w:tabs>
+          <w:tab w:val="num" w:pos="1440"/>
+        </w:tabs>
+        <w:ind w:left="1440" w:hanging="360"/>
+      </w:pPr>
+    </w:lvl>
+    <w:lvl w:ilvl="2" w:tentative="1">
+      <w:start w:val="1"/>
+      <w:numFmt w:val="decimal"/>
+      <w:lvlText w:val="%3."/>
+      <w:lvlJc w:val="left"/>
+      <w:pPr>
+        <w:tabs>
+          <w:tab w:val="num" w:pos="2160"/>
+        </w:tabs>
+        <w:ind w:left="2160" w:hanging="360"/>
+      </w:pPr>
+    </w:lvl>
+    <w:lvl w:ilvl="3" w:tentative="1">
+      <w:start w:val="1"/>
+      <w:numFmt w:val="decimal"/>
+      <w:lvlText w:val="%4."/>
+      <w:lvlJc w:val="left"/>
+      <w:pPr>
+        <w:tabs>
+          <w:tab w:val="num" w:pos="2880"/>
+        </w:tabs>
+        <w:ind w:left="2880" w:hanging="360"/>
+      </w:pPr>
+    </w:lvl>
+    <w:lvl w:ilvl="4" w:tentative="1">
+      <w:start w:val="1"/>
+      <w:numFmt w:val="decimal"/>
+      <w:lvlText w:val="%5."/>
+      <w:lvlJc w:val="left"/>
+      <w:pPr>
+        <w:tabs>
+          <w:tab w:val="num" w:pos="3600"/>
+        </w:tabs>
+        <w:ind w:left="3600" w:hanging="360"/>
+      </w:pPr>
+    </w:lvl>
+    <w:lvl w:ilvl="5" w:tentative="1">
+      <w:start w:val="1"/>
+      <w:numFmt w:val="decimal"/>
+      <w:lvlText w:val="%6."/>
+      <w:lvlJc w:val="left"/>
+      <w:pPr>
+        <w:tabs>
+          <w:tab w:val="num" w:pos="4320"/>
+        </w:tabs>
+        <w:ind w:left="4320" w:hanging="360"/>
+      </w:pPr>
+    </w:lvl>
+    <w:lvl w:ilvl="6" w:tentative="1">
+      <w:start w:val="1"/>
+      <w:numFmt w:val="decimal"/>
+      <w:lvlText w:val="%7."/>
+      <w:lvlJc w:val="left"/>
+      <w:pPr>
+        <w:tabs>
+          <w:tab w:val="num" w:pos="5040"/>
+        </w:tabs>
+        <w:ind w:left="5040" w:hanging="360"/>
+      </w:pPr>
+    </w:lvl>
+    <w:lvl w:ilvl="7" w:tentative="1">
+      <w:start w:val="1"/>
+      <w:numFmt w:val="decimal"/>
+      <w:lvlText w:val="%8."/>
+      <w:lvlJc w:val="left"/>
+      <w:pPr>
+        <w:tabs>
+          <w:tab w:val="num" w:pos="5760"/>
+        </w:tabs>
+        <w:ind w:left="5760" w:hanging="360"/>
+      </w:pPr>
+    </w:lvl>
+    <w:lvl w:ilvl="8" w:tentative="1">
+      <w:start w:val="1"/>
+      <w:numFmt w:val="decimal"/>
+      <w:lvlText w:val="%9."/>
+      <w:lvlJc w:val="left"/>
+      <w:pPr>
+        <w:tabs>
+          <w:tab w:val="num" w:pos="6480"/>
+        </w:tabs>
+        <w:ind w:left="6480" w:hanging="360"/>
+      </w:pPr>
+    </w:lvl>
+  </w:abstractNum>
+  <w:num w:numId="1" w16cid:durableId="1423909869">
+    <w:abstractNumId w:val="0"/>
+  </w:num>
+</w:numbering>
 </file>
 
 <file path=word/styles.xml><?xml version="1.0" encoding="utf-8"?>
@@ -6286,7 +7670,6 @@
   <w:style w:type="character" w:default="1" w:styleId="DefaultParagraphFont">
     <w:name w:val="Default Paragraph Font"/>
     <w:uiPriority w:val="1"/>
-    <w:semiHidden/>
     <w:unhideWhenUsed/>
   </w:style>
   <w:style w:type="table" w:default="1" w:styleId="TableNormal">
